--- a/Documentacion/Product Backlog/Historias usuario - tecnicas _ Produc Backlog V1.docx
+++ b/Documentacion/Product Backlog/Historias usuario - tecnicas _ Produc Backlog V1.docx
@@ -7375,7 +7375,31 @@
                 <w:lang w:eastAsia="es-EC"/>
                 <w14:ligatures w14:val="none"/>
               </w:rPr>
-              <w:t xml:space="preserve">- Crear un sistema de login con tokens (JWT). </w:t>
+              <w:t xml:space="preserve">- Crear un sistema de </w:t>
+            </w:r>
+            <w:proofErr w:type="spellStart"/>
+            <w:r>
+              <w:rPr>
+                <w:rFonts w:ascii="Times New Roman" w:eastAsia="Times New Roman" w:hAnsi="Times New Roman" w:cs="Times New Roman"/>
+                <w:kern w:val="0"/>
+                <w:sz w:val="22"/>
+                <w:szCs w:val="22"/>
+                <w:lang w:eastAsia="es-EC"/>
+                <w14:ligatures w14:val="none"/>
+              </w:rPr>
+              <w:t>login</w:t>
+            </w:r>
+            <w:proofErr w:type="spellEnd"/>
+            <w:r>
+              <w:rPr>
+                <w:rFonts w:ascii="Times New Roman" w:eastAsia="Times New Roman" w:hAnsi="Times New Roman" w:cs="Times New Roman"/>
+                <w:kern w:val="0"/>
+                <w:sz w:val="22"/>
+                <w:szCs w:val="22"/>
+                <w:lang w:eastAsia="es-EC"/>
+                <w14:ligatures w14:val="none"/>
+              </w:rPr>
+              <w:t xml:space="preserve"> con tokens (JWT). </w:t>
             </w:r>
             <w:r>
               <w:rPr>
@@ -7680,7 +7704,35 @@
           <w:lang w:eastAsia="es-EC"/>
           <w14:ligatures w14:val="none"/>
         </w:rPr>
-        <w:t>: API RESTful para Gestión de Ordenes</w:t>
+        <w:t xml:space="preserve">: API </w:t>
+      </w:r>
+      <w:proofErr w:type="spellStart"/>
+      <w:r>
+        <w:rPr>
+          <w:rFonts w:ascii="Times New Roman" w:eastAsia="Times New Roman" w:hAnsi="Times New Roman" w:cs="Times New Roman"/>
+          <w:b/>
+          <w:bCs/>
+          <w:kern w:val="0"/>
+          <w:sz w:val="22"/>
+          <w:szCs w:val="22"/>
+          <w:lang w:eastAsia="es-EC"/>
+          <w14:ligatures w14:val="none"/>
+        </w:rPr>
+        <w:t>RESTful</w:t>
+      </w:r>
+      <w:proofErr w:type="spellEnd"/>
+      <w:r>
+        <w:rPr>
+          <w:rFonts w:ascii="Times New Roman" w:eastAsia="Times New Roman" w:hAnsi="Times New Roman" w:cs="Times New Roman"/>
+          <w:b/>
+          <w:bCs/>
+          <w:kern w:val="0"/>
+          <w:sz w:val="22"/>
+          <w:szCs w:val="22"/>
+          <w:lang w:eastAsia="es-EC"/>
+          <w14:ligatures w14:val="none"/>
+        </w:rPr>
+        <w:t xml:space="preserve"> para Gestión de Ordenes</w:t>
       </w:r>
     </w:p>
     <w:tbl>
@@ -7906,7 +7958,31 @@
                 <w:lang w:eastAsia="es-EC"/>
                 <w14:ligatures w14:val="none"/>
               </w:rPr>
-              <w:t>, quiero implementar endpoints para gestionar órdenes de servicio, para que la aplicación pueda interactuar con los datos de forma eficiente.</w:t>
+              <w:t xml:space="preserve">, quiero implementar </w:t>
+            </w:r>
+            <w:proofErr w:type="spellStart"/>
+            <w:r>
+              <w:rPr>
+                <w:rFonts w:ascii="Times New Roman" w:eastAsia="Times New Roman" w:hAnsi="Times New Roman" w:cs="Times New Roman"/>
+                <w:kern w:val="0"/>
+                <w:sz w:val="22"/>
+                <w:szCs w:val="22"/>
+                <w:lang w:eastAsia="es-EC"/>
+                <w14:ligatures w14:val="none"/>
+              </w:rPr>
+              <w:t>endpoints</w:t>
+            </w:r>
+            <w:proofErr w:type="spellEnd"/>
+            <w:r>
+              <w:rPr>
+                <w:rFonts w:ascii="Times New Roman" w:eastAsia="Times New Roman" w:hAnsi="Times New Roman" w:cs="Times New Roman"/>
+                <w:kern w:val="0"/>
+                <w:sz w:val="22"/>
+                <w:szCs w:val="22"/>
+                <w:lang w:eastAsia="es-EC"/>
+                <w14:ligatures w14:val="none"/>
+              </w:rPr>
+              <w:t xml:space="preserve"> para gestionar órdenes de servicio, para que la aplicación pueda interactuar con los datos de forma eficiente.</w:t>
             </w:r>
           </w:p>
         </w:tc>
@@ -7971,7 +8047,31 @@
                 <w:lang w:eastAsia="es-EC"/>
                 <w14:ligatures w14:val="none"/>
               </w:rPr>
-              <w:t xml:space="preserve">- Crear endpoints para CRUD de órdenes de servicio. </w:t>
+              <w:t xml:space="preserve">- Crear </w:t>
+            </w:r>
+            <w:proofErr w:type="spellStart"/>
+            <w:r>
+              <w:rPr>
+                <w:rFonts w:ascii="Times New Roman" w:eastAsia="Times New Roman" w:hAnsi="Times New Roman" w:cs="Times New Roman"/>
+                <w:kern w:val="0"/>
+                <w:sz w:val="22"/>
+                <w:szCs w:val="22"/>
+                <w:lang w:eastAsia="es-EC"/>
+                <w14:ligatures w14:val="none"/>
+              </w:rPr>
+              <w:t>endpoints</w:t>
+            </w:r>
+            <w:proofErr w:type="spellEnd"/>
+            <w:r>
+              <w:rPr>
+                <w:rFonts w:ascii="Times New Roman" w:eastAsia="Times New Roman" w:hAnsi="Times New Roman" w:cs="Times New Roman"/>
+                <w:kern w:val="0"/>
+                <w:sz w:val="22"/>
+                <w:szCs w:val="22"/>
+                <w:lang w:eastAsia="es-EC"/>
+                <w14:ligatures w14:val="none"/>
+              </w:rPr>
+              <w:t xml:space="preserve"> para CRUD de órdenes de servicio. </w:t>
             </w:r>
             <w:r>
               <w:rPr>
@@ -12334,7 +12434,31 @@
                 <w:lang w:eastAsia="es-EC"/>
                 <w14:ligatures w14:val="none"/>
               </w:rPr>
-              <w:t xml:space="preserve">Diseño de interfaz de Usuario para login y registro </w:t>
+              <w:t xml:space="preserve">Diseño de interfaz de Usuario para </w:t>
+            </w:r>
+            <w:proofErr w:type="spellStart"/>
+            <w:r>
+              <w:rPr>
+                <w:rFonts w:ascii="Times New Roman" w:eastAsia="Times New Roman" w:hAnsi="Times New Roman" w:cs="Times New Roman"/>
+                <w:kern w:val="0"/>
+                <w:sz w:val="22"/>
+                <w:szCs w:val="22"/>
+                <w:lang w:eastAsia="es-EC"/>
+                <w14:ligatures w14:val="none"/>
+              </w:rPr>
+              <w:t>login</w:t>
+            </w:r>
+            <w:proofErr w:type="spellEnd"/>
+            <w:r>
+              <w:rPr>
+                <w:rFonts w:ascii="Times New Roman" w:eastAsia="Times New Roman" w:hAnsi="Times New Roman" w:cs="Times New Roman"/>
+                <w:kern w:val="0"/>
+                <w:sz w:val="22"/>
+                <w:szCs w:val="22"/>
+                <w:lang w:eastAsia="es-EC"/>
+                <w14:ligatures w14:val="none"/>
+              </w:rPr>
+              <w:t xml:space="preserve"> y registro </w:t>
             </w:r>
           </w:p>
         </w:tc>
@@ -12699,7 +12823,31 @@
                 <w:lang w:eastAsia="es-EC"/>
                 <w14:ligatures w14:val="none"/>
               </w:rPr>
-              <w:t>API para gestionar órdenes de servicio (endpoints CRUD)</w:t>
+              <w:t>API para gestionar órdenes de servicio (</w:t>
+            </w:r>
+            <w:proofErr w:type="spellStart"/>
+            <w:r>
+              <w:rPr>
+                <w:rFonts w:ascii="Times New Roman" w:eastAsia="Times New Roman" w:hAnsi="Times New Roman" w:cs="Times New Roman"/>
+                <w:kern w:val="0"/>
+                <w:sz w:val="22"/>
+                <w:szCs w:val="22"/>
+                <w:lang w:eastAsia="es-EC"/>
+                <w14:ligatures w14:val="none"/>
+              </w:rPr>
+              <w:t>endpoints</w:t>
+            </w:r>
+            <w:proofErr w:type="spellEnd"/>
+            <w:r>
+              <w:rPr>
+                <w:rFonts w:ascii="Times New Roman" w:eastAsia="Times New Roman" w:hAnsi="Times New Roman" w:cs="Times New Roman"/>
+                <w:kern w:val="0"/>
+                <w:sz w:val="22"/>
+                <w:szCs w:val="22"/>
+                <w:lang w:eastAsia="es-EC"/>
+                <w14:ligatures w14:val="none"/>
+              </w:rPr>
+              <w:t xml:space="preserve"> CRUD)</w:t>
             </w:r>
           </w:p>
         </w:tc>
@@ -15078,6 +15226,7 @@
   <w:style w:type="character" w:default="1" w:styleId="Fuentedeprrafopredeter">
     <w:name w:val="Default Paragraph Font"/>
     <w:uiPriority w:val="1"/>
+    <w:semiHidden/>
     <w:unhideWhenUsed/>
   </w:style>
   <w:style w:type="table" w:default="1" w:styleId="Tablanormal">
